--- a/ESTANDAR ALIMENTACION.docx
+++ b/ESTANDAR ALIMENTACION.docx
@@ -18098,13 +18098,13 @@
         <w:tblLook w:val="04A0" w:firstRow="1" w:lastRow="0" w:firstColumn="1" w:lastColumn="0" w:noHBand="0" w:noVBand="1"/>
       </w:tblPr>
       <w:tblGrid>
-        <w:gridCol w:w="3397"/>
-        <w:gridCol w:w="5098"/>
+        <w:gridCol w:w="2993"/>
+        <w:gridCol w:w="5512"/>
       </w:tblGrid>
       <w:tr>
         <w:tc>
           <w:tcPr>
-            <w:tcW w:w="3397" w:type="dxa"/>
+            <w:tcW w:w="2977" w:type="dxa"/>
           </w:tcPr>
           <w:p>
             <w:pPr>
@@ -18125,7 +18125,7 @@
         </w:tc>
         <w:tc>
           <w:tcPr>
-            <w:tcW w:w="5098" w:type="dxa"/>
+            <w:tcW w:w="5518" w:type="dxa"/>
           </w:tcPr>
           <w:p>
             <w:pPr>
@@ -18151,7 +18151,7 @@
         </w:trPr>
         <w:tc>
           <w:tcPr>
-            <w:tcW w:w="3397" w:type="dxa"/>
+            <w:tcW w:w="2977" w:type="dxa"/>
           </w:tcPr>
           <w:p>
             <w:pPr>
@@ -18172,7 +18172,7 @@
         </w:tc>
         <w:tc>
           <w:tcPr>
-            <w:tcW w:w="5098" w:type="dxa"/>
+            <w:tcW w:w="5518" w:type="dxa"/>
           </w:tcPr>
           <w:p>
             <w:pPr>
@@ -18195,7 +18195,7 @@
       <w:tr>
         <w:tc>
           <w:tcPr>
-            <w:tcW w:w="3397" w:type="dxa"/>
+            <w:tcW w:w="2977" w:type="dxa"/>
           </w:tcPr>
           <w:p>
             <w:pPr>
@@ -18216,7 +18216,7 @@
         </w:tc>
         <w:tc>
           <w:tcPr>
-            <w:tcW w:w="5098" w:type="dxa"/>
+            <w:tcW w:w="5518" w:type="dxa"/>
           </w:tcPr>
           <w:p>
             <w:pPr>
@@ -18239,7 +18239,7 @@
       <w:tr>
         <w:tc>
           <w:tcPr>
-            <w:tcW w:w="3397" w:type="dxa"/>
+            <w:tcW w:w="2977" w:type="dxa"/>
           </w:tcPr>
           <w:p>
             <w:pPr>
@@ -18260,7 +18260,7 @@
         </w:tc>
         <w:tc>
           <w:tcPr>
-            <w:tcW w:w="5098" w:type="dxa"/>
+            <w:tcW w:w="5518" w:type="dxa"/>
           </w:tcPr>
           <w:p>
             <w:pPr>
@@ -18290,7 +18290,7 @@
       <w:tr>
         <w:tc>
           <w:tcPr>
-            <w:tcW w:w="3397" w:type="dxa"/>
+            <w:tcW w:w="2977" w:type="dxa"/>
           </w:tcPr>
           <w:p>
             <w:pPr>
@@ -18311,7 +18311,7 @@
         </w:tc>
         <w:tc>
           <w:tcPr>
-            <w:tcW w:w="5098" w:type="dxa"/>
+            <w:tcW w:w="5518" w:type="dxa"/>
           </w:tcPr>
           <w:p>
             <w:pPr>
@@ -18341,7 +18341,7 @@
       <w:tr>
         <w:tc>
           <w:tcPr>
-            <w:tcW w:w="3397" w:type="dxa"/>
+            <w:tcW w:w="2977" w:type="dxa"/>
           </w:tcPr>
           <w:p>
             <w:pPr>
@@ -18362,7 +18362,7 @@
         </w:tc>
         <w:tc>
           <w:tcPr>
-            <w:tcW w:w="5098" w:type="dxa"/>
+            <w:tcW w:w="5518" w:type="dxa"/>
           </w:tcPr>
           <w:p>
             <w:pPr>
@@ -18385,7 +18385,7 @@
       <w:tr>
         <w:tc>
           <w:tcPr>
-            <w:tcW w:w="3397" w:type="dxa"/>
+            <w:tcW w:w="2977" w:type="dxa"/>
           </w:tcPr>
           <w:p>
             <w:pPr>
@@ -18406,7 +18406,7 @@
         </w:tc>
         <w:tc>
           <w:tcPr>
-            <w:tcW w:w="5098" w:type="dxa"/>
+            <w:tcW w:w="5518" w:type="dxa"/>
           </w:tcPr>
           <w:p>
             <w:pPr>
@@ -18429,7 +18429,7 @@
       <w:tr>
         <w:tc>
           <w:tcPr>
-            <w:tcW w:w="3397" w:type="dxa"/>
+            <w:tcW w:w="2977" w:type="dxa"/>
           </w:tcPr>
           <w:p>
             <w:pPr>
@@ -18450,7 +18450,7 @@
         </w:tc>
         <w:tc>
           <w:tcPr>
-            <w:tcW w:w="5098" w:type="dxa"/>
+            <w:tcW w:w="5518" w:type="dxa"/>
           </w:tcPr>
           <w:p>
             <w:pPr>
@@ -18473,7 +18473,7 @@
       <w:tr>
         <w:tc>
           <w:tcPr>
-            <w:tcW w:w="3397" w:type="dxa"/>
+            <w:tcW w:w="2977" w:type="dxa"/>
           </w:tcPr>
           <w:p>
             <w:pPr>
@@ -18494,7 +18494,7 @@
         </w:tc>
         <w:tc>
           <w:tcPr>
-            <w:tcW w:w="5098" w:type="dxa"/>
+            <w:tcW w:w="5518" w:type="dxa"/>
           </w:tcPr>
           <w:p>
             <w:pPr>
@@ -18517,7 +18517,7 @@
       <w:tr>
         <w:tc>
           <w:tcPr>
-            <w:tcW w:w="3397" w:type="dxa"/>
+            <w:tcW w:w="2977" w:type="dxa"/>
           </w:tcPr>
           <w:p>
             <w:pPr>
@@ -18538,7 +18538,7 @@
         </w:tc>
         <w:tc>
           <w:tcPr>
-            <w:tcW w:w="5098" w:type="dxa"/>
+            <w:tcW w:w="5518" w:type="dxa"/>
           </w:tcPr>
           <w:p>
             <w:pPr>
